--- a/docs/homeworks/ancova_homework/ancova_homework.docx
+++ b/docs/homeworks/ancova_homework/ancova_homework.docx
@@ -1102,7 +1102,7 @@
         <w:rPr>
           <w:rStyle w:val="VerbatimChar"/>
         </w:rPr>
-        <w:t xml:space="preserve">&lt;bytecode: 0xc583698c0&gt;</w:t>
+        <w:t xml:space="preserve">&lt;bytecode: 0xc4e473000&gt;</w:t>
       </w:r>
       <w:r>
         <w:br/>

--- a/docs/homeworks/ancova_homework/ancova_homework.docx
+++ b/docs/homeworks/ancova_homework/ancova_homework.docx
@@ -1102,7 +1102,7 @@
         <w:rPr>
           <w:rStyle w:val="VerbatimChar"/>
         </w:rPr>
-        <w:t xml:space="preserve">&lt;bytecode: 0xc4e473000&gt;</w:t>
+        <w:t xml:space="preserve">&lt;bytecode: 0x9647df000&gt;</w:t>
       </w:r>
       <w:r>
         <w:br/>

--- a/docs/homeworks/ancova_homework/ancova_homework.docx
+++ b/docs/homeworks/ancova_homework/ancova_homework.docx
@@ -1102,7 +1102,7 @@
         <w:rPr>
           <w:rStyle w:val="VerbatimChar"/>
         </w:rPr>
-        <w:t xml:space="preserve">&lt;bytecode: 0x9647df000&gt;</w:t>
+        <w:t xml:space="preserve">&lt;bytecode: 0xb944afd58&gt;</w:t>
       </w:r>
       <w:r>
         <w:br/>

--- a/docs/homeworks/ancova_homework/ancova_homework.docx
+++ b/docs/homeworks/ancova_homework/ancova_homework.docx
@@ -1102,7 +1102,7 @@
         <w:rPr>
           <w:rStyle w:val="VerbatimChar"/>
         </w:rPr>
-        <w:t xml:space="preserve">&lt;bytecode: 0xb944afd58&gt;</w:t>
+        <w:t xml:space="preserve">&lt;bytecode: 0x964779d58&gt;</w:t>
       </w:r>
       <w:r>
         <w:br/>

--- a/docs/homeworks/ancova_homework/ancova_homework.docx
+++ b/docs/homeworks/ancova_homework/ancova_homework.docx
@@ -1102,7 +1102,7 @@
         <w:rPr>
           <w:rStyle w:val="VerbatimChar"/>
         </w:rPr>
-        <w:t xml:space="preserve">&lt;bytecode: 0x964779d58&gt;</w:t>
+        <w:t xml:space="preserve">&lt;bytecode: 0x9664afd58&gt;</w:t>
       </w:r>
       <w:r>
         <w:br/>

--- a/docs/homeworks/ancova_homework/ancova_homework.docx
+++ b/docs/homeworks/ancova_homework/ancova_homework.docx
@@ -1102,7 +1102,7 @@
         <w:rPr>
           <w:rStyle w:val="VerbatimChar"/>
         </w:rPr>
-        <w:t xml:space="preserve">&lt;bytecode: 0x9664afd58&gt;</w:t>
+        <w:t xml:space="preserve">&lt;bytecode: 0x7b0029d58&gt;</w:t>
       </w:r>
       <w:r>
         <w:br/>
@@ -2427,7 +2427,7 @@
       <w:b/>
       <w:color w:themeColor="accent1" w:themeShade="BF" w:val="0F4761"/>
       <w:sz w:val="28"/>
-      <w:szCs w:val="40"/>
+      <w:szCs w:val="28"/>
     </w:rPr>
   </w:style>
   <w:style w:styleId="Heading2" w:type="paragraph">
@@ -2449,7 +2449,7 @@
     <w:rPr>
       <w:rFonts w:asciiTheme="majorHAnsi" w:cstheme="majorBidi" w:eastAsiaTheme="majorEastAsia" w:hAnsiTheme="majorHAnsi"/>
       <w:color w:themeColor="accent1" w:themeShade="BF" w:val="0F4761"/>
-      <w:szCs w:val="32"/>
+      <w:szCs w:val="28"/>
     </w:rPr>
   </w:style>
   <w:style w:styleId="Heading3" w:type="paragraph">
@@ -2761,8 +2761,8 @@
       <w:rFonts w:asciiTheme="majorHAnsi" w:cstheme="majorBidi" w:eastAsiaTheme="majorEastAsia" w:hAnsiTheme="majorHAnsi"/>
       <w:spacing w:val="-10"/>
       <w:kern w:val="28"/>
-      <w:sz w:val="56"/>
-      <w:szCs w:val="56"/>
+      <w:sz w:val="28"/>
+      <w:szCs w:val="28"/>
     </w:rPr>
   </w:style>
   <w:style w:customStyle="1" w:styleId="TitleChar" w:type="character">
@@ -2775,8 +2775,8 @@
       <w:rFonts w:asciiTheme="majorHAnsi" w:cstheme="majorBidi" w:eastAsiaTheme="majorEastAsia" w:hAnsiTheme="majorHAnsi"/>
       <w:spacing w:val="-10"/>
       <w:kern w:val="28"/>
-      <w:sz w:val="56"/>
-      <w:szCs w:val="56"/>
+      <w:sz w:val="28"/>
+      <w:szCs w:val="28"/>
     </w:rPr>
   </w:style>
   <w:style w:styleId="Subtitle" w:type="paragraph">

--- a/docs/homeworks/ancova_homework/ancova_homework.docx
+++ b/docs/homeworks/ancova_homework/ancova_homework.docx
@@ -1102,7 +1102,7 @@
         <w:rPr>
           <w:rStyle w:val="VerbatimChar"/>
         </w:rPr>
-        <w:t xml:space="preserve">&lt;bytecode: 0x7b0029d58&gt;</w:t>
+        <w:t xml:space="preserve">&lt;bytecode: 0xc97f97310&gt;</w:t>
       </w:r>
       <w:r>
         <w:br/>

--- a/docs/homeworks/ancova_homework/ancova_homework.docx
+++ b/docs/homeworks/ancova_homework/ancova_homework.docx
@@ -1102,7 +1102,7 @@
         <w:rPr>
           <w:rStyle w:val="VerbatimChar"/>
         </w:rPr>
-        <w:t xml:space="preserve">&lt;bytecode: 0xc97f97310&gt;</w:t>
+        <w:t xml:space="preserve">&lt;bytecode: 0xb7098f310&gt;</w:t>
       </w:r>
       <w:r>
         <w:br/>

--- a/docs/homeworks/ancova_homework/ancova_homework.docx
+++ b/docs/homeworks/ancova_homework/ancova_homework.docx
@@ -1102,7 +1102,7 @@
         <w:rPr>
           <w:rStyle w:val="VerbatimChar"/>
         </w:rPr>
-        <w:t xml:space="preserve">&lt;bytecode: 0xb7098f310&gt;</w:t>
+        <w:t xml:space="preserve">&lt;bytecode: 0xa7670d310&gt;</w:t>
       </w:r>
       <w:r>
         <w:br/>

--- a/docs/homeworks/ancova_homework/ancova_homework.docx
+++ b/docs/homeworks/ancova_homework/ancova_homework.docx
@@ -1102,7 +1102,7 @@
         <w:rPr>
           <w:rStyle w:val="VerbatimChar"/>
         </w:rPr>
-        <w:t xml:space="preserve">&lt;bytecode: 0xa7670d310&gt;</w:t>
+        <w:t xml:space="preserve">&lt;bytecode: 0xc1e470d60&gt;</w:t>
       </w:r>
       <w:r>
         <w:br/>

--- a/docs/homeworks/ancova_homework/ancova_homework.docx
+++ b/docs/homeworks/ancova_homework/ancova_homework.docx
@@ -1102,7 +1102,7 @@
         <w:rPr>
           <w:rStyle w:val="VerbatimChar"/>
         </w:rPr>
-        <w:t xml:space="preserve">&lt;bytecode: 0xc1e470d60&gt;</w:t>
+        <w:t xml:space="preserve">&lt;bytecode: 0x86e75b380&gt;</w:t>
       </w:r>
       <w:r>
         <w:br/>

--- a/docs/homeworks/ancova_homework/ancova_homework.docx
+++ b/docs/homeworks/ancova_homework/ancova_homework.docx
@@ -1102,7 +1102,7 @@
         <w:rPr>
           <w:rStyle w:val="VerbatimChar"/>
         </w:rPr>
-        <w:t xml:space="preserve">&lt;bytecode: 0x86e75b380&gt;</w:t>
+        <w:t xml:space="preserve">&lt;bytecode: 0x94a7112a0&gt;</w:t>
       </w:r>
       <w:r>
         <w:br/>

--- a/docs/homeworks/ancova_homework/ancova_homework.docx
+++ b/docs/homeworks/ancova_homework/ancova_homework.docx
@@ -1102,7 +1102,7 @@
         <w:rPr>
           <w:rStyle w:val="VerbatimChar"/>
         </w:rPr>
-        <w:t xml:space="preserve">&lt;bytecode: 0x94a7112a0&gt;</w:t>
+        <w:t xml:space="preserve">&lt;bytecode: 0x87f346580&gt;</w:t>
       </w:r>
       <w:r>
         <w:br/>

--- a/docs/homeworks/ancova_homework/ancova_homework.docx
+++ b/docs/homeworks/ancova_homework/ancova_homework.docx
@@ -1102,7 +1102,7 @@
         <w:rPr>
           <w:rStyle w:val="VerbatimChar"/>
         </w:rPr>
-        <w:t xml:space="preserve">&lt;bytecode: 0x87f346580&gt;</w:t>
+        <w:t xml:space="preserve">&lt;bytecode: 0x949fe3700&gt;</w:t>
       </w:r>
       <w:r>
         <w:br/>
